--- a/projects/india_patient_safety_surveillance/docs/manuscripts/target_journal_packages/ijmr_submission_candidate_round1/final_pre_submission_note_ijmr_round1.docx
+++ b/projects/india_patient_safety_surveillance/docs/manuscripts/target_journal_packages/ijmr_submission_candidate_round1/final_pre_submission_note_ijmr_round1.docx
@@ -92,6 +92,18 @@
       </w:pPr>
       <w:r>
         <w:t xml:space="preserve">confirm reference punctuation against the latest IJMR examples</w:t>
+      </w:r>
+    </w:p>
+    <w:p>
+      <w:pPr>
+        <w:pStyle w:val="Compact"/>
+        <w:numPr>
+          <w:ilvl w:val="0"/>
+          <w:numId w:val="1001"/>
+        </w:numPr>
+      </w:pPr>
+      <w:r>
+        <w:t xml:space="preserve">confirm declarations file is uploaded if the portal requests separate disclosure material</w:t>
       </w:r>
     </w:p>
     <w:p>

--- a/projects/india_patient_safety_surveillance/docs/manuscripts/target_journal_packages/ijmr_submission_candidate_round1/final_pre_submission_note_ijmr_round1.docx
+++ b/projects/india_patient_safety_surveillance/docs/manuscripts/target_journal_packages/ijmr_submission_candidate_round1/final_pre_submission_note_ijmr_round1.docx
@@ -2,7 +2,7 @@
 <file path=word/document.xml><?xml version="1.0" encoding="utf-8"?>
 <w:document xmlns:w="http://schemas.openxmlformats.org/wordprocessingml/2006/main" xmlns:m="http://schemas.openxmlformats.org/officeDocument/2006/math" xmlns:r="http://schemas.openxmlformats.org/officeDocument/2006/relationships" xmlns:o="urn:schemas-microsoft-com:office:office" xmlns:v="urn:schemas-microsoft-com:vml" xmlns:w10="urn:schemas-microsoft-com:office:word" xmlns:a="http://schemas.openxmlformats.org/drawingml/2006/main" xmlns:pic="http://schemas.openxmlformats.org/drawingml/2006/picture" xmlns:wp="http://schemas.openxmlformats.org/drawingml/2006/wordprocessingDrawing">
   <w:body>
-    <w:bookmarkStart w:id="12" w:name="X6e455fc7865433532e409fe691d04663bff80b4"/>
+    <w:bookmarkStart w:id="13" w:name="X6e455fc7865433532e409fe691d04663bff80b4"/>
     <w:p>
       <w:pPr>
         <w:pStyle w:val="Heading1"/>
@@ -153,7 +153,122 @@
       </w:r>
     </w:p>
     <w:bookmarkEnd w:id="11"/>
+    <w:bookmarkStart w:id="12" w:name="submission-record"/>
+    <w:p>
+      <w:pPr>
+        <w:pStyle w:val="Heading2"/>
+      </w:pPr>
+      <w:r>
+        <w:t xml:space="preserve">Submission record</w:t>
+      </w:r>
+    </w:p>
+    <w:p>
+      <w:pPr>
+        <w:pStyle w:val="Compact"/>
+        <w:numPr>
+          <w:ilvl w:val="0"/>
+          <w:numId w:val="1003"/>
+        </w:numPr>
+      </w:pPr>
+      <w:r>
+        <w:t xml:space="preserve">Journal:</w:t>
+      </w:r>
+      <w:r>
+        <w:t xml:space="preserve"> </w:t>
+      </w:r>
+      <w:r>
+        <w:rPr>
+          <w:rStyle w:val="VerbatimChar"/>
+        </w:rPr>
+        <w:t xml:space="preserve">Indian Journal of Medical Research (IJMR)</w:t>
+      </w:r>
+    </w:p>
+    <w:p>
+      <w:pPr>
+        <w:pStyle w:val="Compact"/>
+        <w:numPr>
+          <w:ilvl w:val="0"/>
+          <w:numId w:val="1003"/>
+        </w:numPr>
+      </w:pPr>
+      <w:r>
+        <w:t xml:space="preserve">Manuscript tracking ID:</w:t>
+      </w:r>
+      <w:r>
+        <w:t xml:space="preserve"> </w:t>
+      </w:r>
+      <w:r>
+        <w:rPr>
+          <w:rStyle w:val="VerbatimChar"/>
+        </w:rPr>
+        <w:t xml:space="preserve">IJMR_874_2026_a</w:t>
+      </w:r>
+    </w:p>
+    <w:p>
+      <w:pPr>
+        <w:pStyle w:val="Compact"/>
+        <w:numPr>
+          <w:ilvl w:val="0"/>
+          <w:numId w:val="1003"/>
+        </w:numPr>
+      </w:pPr>
+      <w:r>
+        <w:t xml:space="preserve">Status:</w:t>
+      </w:r>
+      <w:r>
+        <w:t xml:space="preserve"> </w:t>
+      </w:r>
+      <w:r>
+        <w:rPr>
+          <w:rStyle w:val="VerbatimChar"/>
+        </w:rPr>
+        <w:t xml:space="preserve">Submitted</w:t>
+      </w:r>
+    </w:p>
+    <w:p>
+      <w:pPr>
+        <w:pStyle w:val="Compact"/>
+        <w:numPr>
+          <w:ilvl w:val="0"/>
+          <w:numId w:val="1003"/>
+        </w:numPr>
+      </w:pPr>
+      <w:r>
+        <w:t xml:space="preserve">Submitted artifact:</w:t>
+      </w:r>
+      <w:r>
+        <w:t xml:space="preserve"> </w:t>
+      </w:r>
+      <w:r>
+        <w:rPr>
+          <w:rStyle w:val="VerbatimChar"/>
+        </w:rPr>
+        <w:t xml:space="preserve">IJMR_874_2026_a.pdf</w:t>
+      </w:r>
+    </w:p>
+    <w:p>
+      <w:pPr>
+        <w:pStyle w:val="Compact"/>
+        <w:numPr>
+          <w:ilvl w:val="0"/>
+          <w:numId w:val="1003"/>
+        </w:numPr>
+      </w:pPr>
+      <w:r>
+        <w:t xml:space="preserve">Submission timestamp (local file time):</w:t>
+      </w:r>
+      <w:r>
+        <w:t xml:space="preserve"> </w:t>
+      </w:r>
+      <w:r>
+        <w:rPr>
+          <w:rStyle w:val="VerbatimChar"/>
+        </w:rPr>
+        <w:t xml:space="preserve">March 8, 2026, 19:30:36 (Asia/Calcutta)</w:t>
+      </w:r>
+    </w:p>
     <w:bookmarkEnd w:id="12"/>
+    <w:bookmarkEnd w:id="13"/>
     <w:sectPr>
       <w:footnotePr>
         <w:numRestart w:val="eachSect"/>
@@ -383,6 +498,36 @@
     </w:lvlOverride>
   </w:num>
   <w:num w:numId="1002">
+    <w:abstractNumId w:val="99411"/>
+    <w:lvlOverride w:ilvl="0">
+      <w:startOverride w:val="1"/>
+    </w:lvlOverride>
+    <w:lvlOverride w:ilvl="1">
+      <w:startOverride w:val="1"/>
+    </w:lvlOverride>
+    <w:lvlOverride w:ilvl="2">
+      <w:startOverride w:val="1"/>
+    </w:lvlOverride>
+    <w:lvlOverride w:ilvl="3">
+      <w:startOverride w:val="1"/>
+    </w:lvlOverride>
+    <w:lvlOverride w:ilvl="4">
+      <w:startOverride w:val="1"/>
+    </w:lvlOverride>
+    <w:lvlOverride w:ilvl="5">
+      <w:startOverride w:val="1"/>
+    </w:lvlOverride>
+    <w:lvlOverride w:ilvl="6">
+      <w:startOverride w:val="1"/>
+    </w:lvlOverride>
+    <w:lvlOverride w:ilvl="7">
+      <w:startOverride w:val="1"/>
+    </w:lvlOverride>
+    <w:lvlOverride w:ilvl="8">
+      <w:startOverride w:val="1"/>
+    </w:lvlOverride>
+  </w:num>
+  <w:num w:numId="1003">
     <w:abstractNumId w:val="99411"/>
     <w:lvlOverride w:ilvl="0">
       <w:startOverride w:val="1"/>
